--- a/docs/02_Requerimientos.docx
+++ b/docs/02_Requerimientos.docx
@@ -2903,6 +2903,138 @@
       </w:tr>
     </w:tbl>
     <w:p/>
+    <w:p>
+      <w:pPr>
+        <w:spacing w:before="240" w:after="80"/>
+      </w:pPr>
+      <w:r>
+        <w:rPr>
+          <w:rFonts w:ascii="Calibri" w:hAnsi="Calibri"/>
+          <w:b/>
+          <w:color w:val="F97316"/>
+          <w:sz w:val="28"/>
+        </w:rPr>
+        <w:t>6. EVIDENCIAS VISUALES DE REQUERIMIENTOS FUNCIONALES</w:t>
+      </w:r>
+    </w:p>
+    <w:p>
+      <w:pPr>
+        <w:spacing w:after="80"/>
+      </w:pPr>
+      <w:r>
+        <w:t>A continuación se presentan las capturas de pantalla del sistema en funcionamiento que evidencian el cumplimiento de los Requerimientos Funcionales (RF).</w:t>
+      </w:r>
+    </w:p>
+    <w:p>
+      <w:pPr>
+        <w:spacing w:before="160" w:after="40"/>
+      </w:pPr>
+      <w:r>
+        <w:rPr>
+          <w:rFonts w:ascii="Calibri" w:hAnsi="Calibri"/>
+          <w:b/>
+          <w:color w:val="1E293B"/>
+          <w:sz w:val="24"/>
+        </w:rPr>
+        <w:t>6.1. Autenticación (RF-012)</w:t>
+      </w:r>
+    </w:p>
+    <w:p>
+      <w:pPr>
+        <w:spacing w:after="80"/>
+      </w:pPr>
+      <w:r>
+        <w:t>![Login y Autenticación](./evidencias_ui/login_page.png)</w:t>
+      </w:r>
+    </w:p>
+    <w:p>
+      <w:pPr>
+        <w:spacing w:before="160" w:after="40"/>
+      </w:pPr>
+      <w:r>
+        <w:rPr>
+          <w:rFonts w:ascii="Calibri" w:hAnsi="Calibri"/>
+          <w:b/>
+          <w:color w:val="1E293B"/>
+          <w:sz w:val="24"/>
+        </w:rPr>
+        <w:t>6.2. Dashboard de Métricas (RF-010)</w:t>
+      </w:r>
+    </w:p>
+    <w:p>
+      <w:pPr>
+        <w:spacing w:after="80"/>
+      </w:pPr>
+      <w:r>
+        <w:t>![Dashboard Administrativo](./evidencias_ui/dashboard_analytics.png)</w:t>
+      </w:r>
+    </w:p>
+    <w:p>
+      <w:pPr>
+        <w:spacing w:before="160" w:after="40"/>
+      </w:pPr>
+      <w:r>
+        <w:rPr>
+          <w:rFonts w:ascii="Calibri" w:hAnsi="Calibri"/>
+          <w:b/>
+          <w:color w:val="1E293B"/>
+          <w:sz w:val="24"/>
+        </w:rPr>
+        <w:t>6.3. Historial de Pedidos (RF-007, RF-008)</w:t>
+      </w:r>
+    </w:p>
+    <w:p>
+      <w:pPr>
+        <w:spacing w:after="80"/>
+      </w:pPr>
+      <w:r>
+        <w:t>![Historial de Pedidos](./evidencias_ui/order_history.png)</w:t>
+      </w:r>
+    </w:p>
+    <w:p>
+      <w:pPr>
+        <w:spacing w:before="160" w:after="40"/>
+      </w:pPr>
+      <w:r>
+        <w:rPr>
+          <w:rFonts w:ascii="Calibri" w:hAnsi="Calibri"/>
+          <w:b/>
+          <w:color w:val="1E293B"/>
+          <w:sz w:val="24"/>
+        </w:rPr>
+        <w:t>6.4. Catálogo de Inventario (RF-001, RF-009)</w:t>
+      </w:r>
+    </w:p>
+    <w:p>
+      <w:pPr>
+        <w:spacing w:after="80"/>
+      </w:pPr>
+      <w:r>
+        <w:t>![Catálogo de Inventario](./evidencias_ui/inventory_catalog.png)</w:t>
+      </w:r>
+    </w:p>
+    <w:p>
+      <w:pPr>
+        <w:spacing w:before="160" w:after="40"/>
+      </w:pPr>
+      <w:r>
+        <w:rPr>
+          <w:rFonts w:ascii="Calibri" w:hAnsi="Calibri"/>
+          <w:b/>
+          <w:color w:val="1E293B"/>
+          <w:sz w:val="24"/>
+        </w:rPr>
+        <w:t>6.5. Rastreo Público de Envíos (RF-005)</w:t>
+      </w:r>
+    </w:p>
+    <w:p>
+      <w:pPr>
+        <w:spacing w:after="80"/>
+      </w:pPr>
+      <w:r>
+        <w:t>![Rastreo de Pedidos para Clientes](./evidencias_ui/public_tracking.png)</w:t>
+      </w:r>
+    </w:p>
     <w:sectPr>
       <w:pgSz w:w="12240" w:h="15840"/>
       <w:pgMar w:top="1440" w:right="1440" w:bottom="1440" w:left="1440" w:header="720" w:footer="720" w:gutter="0"/>
